--- a/Вето № 81 — личные обращения/01. Жалоба на неконституционность Указа № 81.docx
+++ b/Вето № 81 — личные обращения/01. Жалоба на неконституционность Указа № 81.docx
@@ -257,7 +257,7 @@
           <w:i w:val="0"/>
           <w:sz w:val="24"/>
         </w:rPr>
-        <w:t>1.1. Жалоба подаётся на основании ч. 2 ст. 39 Конституционного закона «О судебной системе штата Сан-Андреас»: «допускаются отдельные жалобы на неконституционность нормативных правовых актов в отсутствие правоотношений. Целью такого обращения может быть исключительно пересмотр на предмет противоречия Конституции штата Сан-Андреас либо обнаружение коллизионных положений в правовых нормах законодательства».</w:t>
+        <w:t>1.1. Оспариваемый акт официально опубликован (подан) 30.10.2026 в 23:42; жалоба подаётся 31.10.2026 в пределах суток с момента публикации.</w:t>
       </w:r>
     </w:p>
     <w:p>
@@ -274,7 +274,7 @@
           <w:i w:val="0"/>
           <w:sz w:val="24"/>
         </w:rPr>
-        <w:t>1.2. Заявитель не состоит с Ответчиком в правоотношениях и не оспаривает применённое к нему в конкретном деле положение. Предмет жалобы — проверка Указа на соответствие Конституции штата Сан-Андреас. Именно эта конструкция ч. 2 ст. 39 позволяет частному лицу обратиться напрямую, не доказывая нарушение личных прав.</w:t>
+        <w:t>1.2. Жалоба подаётся на основании ч. 2 ст. 39 Конституционного закона «О судебной системе штата Сан-Андреас»: «допускаются отдельные жалобы на неконституционность нормативных правовых актов в отсутствие правоотношений. Целью такого обращения может быть исключительно пересмотр на предмет противоречия Конституции штата Сан-Андреас либо обнаружение коллизионных положений в правовых нормах законодательства».</w:t>
       </w:r>
     </w:p>
     <w:p>
@@ -291,7 +291,24 @@
           <w:i w:val="0"/>
           <w:sz w:val="24"/>
         </w:rPr>
-        <w:t>1.3. Право на судебную защиту закреплено в Поправке 9 ч. 1 к Конституции штата Сан-Андреас.</w:t>
+        <w:t>1.3. Заявитель не состоит с Ответчиком в правоотношениях и не оспаривает применённое к нему в конкретном деле положение. Предмет жалобы — проверка Указа на соответствие Конституции штата Сан-Андреас. Именно эта конструкция ч. 2 ст. 39 позволяет частному лицу обратиться напрямую, не доказывая нарушение личных прав.</w:t>
+      </w:r>
+    </w:p>
+    <w:p>
+      <w:pPr>
+        <w:keepNext w:val="0"/>
+        <w:spacing w:before="0" w:after="120" w:line="276" w:lineRule="auto"/>
+        <w:ind w:firstLine="709" w:left="0"/>
+        <w:jc w:val="both"/>
+      </w:pPr>
+      <w:r>
+        <w:rPr>
+          <w:rFonts w:ascii="Times New Roman" w:hAnsi="Times New Roman" w:eastAsia="Times New Roman"/>
+          <w:b w:val="0"/>
+          <w:i w:val="0"/>
+          <w:sz w:val="24"/>
+        </w:rPr>
+        <w:t>1.4. Право на судебную защиту закреплено в Поправке 9 ч. 1 к Конституции штата Сан-Андреас.</w:t>
       </w:r>
     </w:p>
     <w:p>
@@ -581,7 +598,43 @@
           <w:i w:val="0"/>
           <w:sz w:val="24"/>
         </w:rPr>
-        <w:t>Законопроект ACT. 244 датирован 21.10.2026; Указ подписан 30.10.2026. Если закон поступил Губернатору ранее 28.10.2026, двухдневный срок истёк, и Указ издан с нарушением ч. 4 ст. 80. Проверка производится по сопроводительному письму Сената и отметке о дате поступления закона.</w:t>
+        <w:t xml:space="preserve">Указ официально опубликован (подан) </w:t>
+      </w:r>
+      <w:r>
+        <w:rPr>
+          <w:rFonts w:ascii="Times New Roman" w:hAnsi="Times New Roman" w:eastAsia="Times New Roman"/>
+          <w:b/>
+          <w:i w:val="0"/>
+          <w:sz w:val="24"/>
+        </w:rPr>
+        <w:t>30.10.2026 в 23:42</w:t>
+      </w:r>
+      <w:r>
+        <w:rPr>
+          <w:rFonts w:ascii="Times New Roman" w:hAnsi="Times New Roman" w:eastAsia="Times New Roman"/>
+          <w:b w:val="0"/>
+          <w:i w:val="0"/>
+          <w:sz w:val="24"/>
+        </w:rPr>
+        <w:t xml:space="preserve">. Законопроект датирован 21.10.2026. Если закон поступил Губернатору </w:t>
+      </w:r>
+      <w:r>
+        <w:rPr>
+          <w:rFonts w:ascii="Times New Roman" w:hAnsi="Times New Roman" w:eastAsia="Times New Roman"/>
+          <w:b/>
+          <w:i w:val="0"/>
+          <w:sz w:val="24"/>
+        </w:rPr>
+        <w:t>28.10.2026 ранее 23:42</w:t>
+      </w:r>
+      <w:r>
+        <w:rPr>
+          <w:rFonts w:ascii="Times New Roman" w:hAnsi="Times New Roman" w:eastAsia="Times New Roman"/>
+          <w:b w:val="0"/>
+          <w:i w:val="0"/>
+          <w:sz w:val="24"/>
+        </w:rPr>
+        <w:t>, двухдневный срок истёк к моменту издания Указа, и Указ принят с нарушением ч. 4 ст. 80. Если закон поступил 29.10 или 30.10 — срок соблюдён, и довод снимается. Проверяется исключительно по сопроводительному письму Сената и отметке о дате поступления закона, которые Заявитель просит истребовать.</w:t>
       </w:r>
     </w:p>
     <w:p>
@@ -598,7 +651,24 @@
           <w:i w:val="0"/>
           <w:sz w:val="24"/>
         </w:rPr>
-        <w:t>Последствие существенно: если срок истёк, Губернатор лишён возможности издать новое вето, и отмена Указа означает обязанность подписать и обнародовать закон.</w:t>
+        <w:t>Последствие существенно: при истечении срока Губернатор лишён возможности издать новое вето, и отмена Указа означает обязанность подписать и обнародовать закон.</w:t>
+      </w:r>
+    </w:p>
+    <w:p>
+      <w:pPr>
+        <w:keepNext w:val="0"/>
+        <w:spacing w:before="0" w:after="120" w:line="276" w:lineRule="auto"/>
+        <w:ind w:firstLine="709" w:left="0"/>
+        <w:jc w:val="both"/>
+      </w:pPr>
+      <w:r>
+        <w:rPr>
+          <w:rFonts w:ascii="Times New Roman" w:hAnsi="Times New Roman" w:eastAsia="Times New Roman"/>
+          <w:b w:val="0"/>
+          <w:i w:val="0"/>
+          <w:sz w:val="24"/>
+        </w:rPr>
+        <w:t>Дополнительно: время издания — 23:42, то есть решение принято в конце вторых суток. Это не самостоятельное нарушение, но подтверждает довод 3.1: акт готовился в спешке, без проверки содержания законопроекта (что видно и по незаполненному реквизиту «дата» в п. 3.4).</w:t>
       </w:r>
     </w:p>
     <w:p>
